--- a/Predictive Analytics for Customer Churn in E-Commerc 2.docx
+++ b/Predictive Analytics for Customer Churn in E-Commerc 2.docx
@@ -1,6 +1,6 @@
 
 <file path=word/document.xml><?xml version="1.0" encoding="utf-8"?>
-<w:document xmlns:wpc="http://schemas.microsoft.com/office/word/2010/wordprocessingCanvas" xmlns:cx="http://schemas.microsoft.com/office/drawing/2014/chartex" xmlns:cx1="http://schemas.microsoft.com/office/drawing/2015/9/8/chartex" xmlns:cx2="http://schemas.microsoft.com/office/drawing/2015/10/21/chartex" xmlns:cx3="http://schemas.microsoft.com/office/drawing/2016/5/9/chartex" xmlns:cx4="http://schemas.microsoft.com/office/drawing/2016/5/10/chartex" xmlns:cx5="http://schemas.microsoft.com/office/drawing/2016/5/11/chartex" xmlns:cx6="http://schemas.microsoft.com/office/drawing/2016/5/12/chartex" xmlns:cx7="http://schemas.microsoft.com/office/drawing/2016/5/13/chartex" xmlns:cx8="http://schemas.microsoft.com/office/drawing/2016/5/14/chartex" xmlns:mc="http://schemas.openxmlformats.org/markup-compatibility/2006" xmlns:aink="http://schemas.microsoft.com/office/drawing/2016/ink" xmlns:am3d="http://schemas.microsoft.com/office/drawing/2017/model3d" xmlns:o="urn:schemas-microsoft-com:office:office" xmlns:oel="http://schemas.microsoft.com/office/2019/extlst" xmlns:r="http://schemas.openxmlformats.org/officeDocument/2006/relationships" xmlns:m="http://schemas.openxmlformats.org/officeDocument/2006/math" xmlns:v="urn:schemas-microsoft-com:vml" xmlns:wp14="http://schemas.microsoft.com/office/word/2010/wordprocessingDrawing" xmlns:wp="http://schemas.openxmlformats.org/drawingml/2006/wordprocessingDrawing" xmlns:w10="urn:schemas-microsoft-com:office:word" xmlns:w="http://schemas.openxmlformats.org/wordprocessingml/2006/main" xmlns:w14="http://schemas.microsoft.com/office/word/2010/wordml" xmlns:w15="http://schemas.microsoft.com/office/word/2012/wordml" xmlns:w16cex="http://schemas.microsoft.com/office/word/2018/wordml/cex" xmlns:w16cid="http://schemas.microsoft.com/office/word/2016/wordml/cid" xmlns:w16="http://schemas.microsoft.com/office/word/2018/wordml" xmlns:w16du="http://schemas.microsoft.com/office/word/2023/wordml/word16du" xmlns:w16sdtdh="http://schemas.microsoft.com/office/word/2020/wordml/sdtdatahash" xmlns:w16sdtfl="http://schemas.microsoft.com/office/word/2024/wordml/sdtformatlock" xmlns:w16se="http://schemas.microsoft.com/office/word/2015/wordml/symex" xmlns:wpg="http://schemas.microsoft.com/office/word/2010/wordprocessingGroup" xmlns:wpi="http://schemas.microsoft.com/office/word/2010/wordprocessingInk" xmlns:wne="http://schemas.microsoft.com/office/word/2006/wordml" xmlns:wps="http://schemas.microsoft.com/office/word/2010/wordprocessingShape" mc:Ignorable="w14 w15 w16se w16cid w16 w16cex w16sdtdh w16sdtfl w16du wp14">
+<w:document xmlns:wpc="http://schemas.microsoft.com/office/word/2010/wordprocessingCanvas" xmlns:cx="http://schemas.microsoft.com/office/drawing/2014/chartex" xmlns:cx1="http://schemas.microsoft.com/office/drawing/2015/9/8/chartex" xmlns:cx2="http://schemas.microsoft.com/office/drawing/2015/10/21/chartex" xmlns:cx3="http://schemas.microsoft.com/office/drawing/2016/5/9/chartex" xmlns:cx4="http://schemas.microsoft.com/office/drawing/2016/5/10/chartex" xmlns:cx5="http://schemas.microsoft.com/office/drawing/2016/5/11/chartex" xmlns:cx6="http://schemas.microsoft.com/office/drawing/2016/5/12/chartex" xmlns:cx7="http://schemas.microsoft.com/office/drawing/2016/5/13/chartex" xmlns:cx8="http://schemas.microsoft.com/office/drawing/2016/5/14/chartex" xmlns:mc="http://schemas.openxmlformats.org/markup-compatibility/2006" xmlns:m="http://schemas.openxmlformats.org/officeDocument/2006/math" xmlns:aink="http://schemas.microsoft.com/office/drawing/2016/ink" xmlns:am3d="http://schemas.microsoft.com/office/drawing/2017/model3d" xmlns:oel="http://schemas.microsoft.com/office/2019/extlst" xmlns:r="http://schemas.openxmlformats.org/officeDocument/2006/relationships" xmlns:wp14="http://schemas.microsoft.com/office/word/2010/wordprocessingDrawing" xmlns:wp="http://schemas.openxmlformats.org/drawingml/2006/wordprocessingDrawing" xmlns:wpg="http://schemas.microsoft.com/office/word/2010/wordprocessingGroup" xmlns:wpi="http://schemas.microsoft.com/office/word/2010/wordprocessingInk" xmlns:wps="http://schemas.microsoft.com/office/word/2010/wordprocessingShape" xmlns:o="urn:schemas-microsoft-com:office:office" xmlns:v="urn:schemas-microsoft-com:vml" xmlns:w10="urn:schemas-microsoft-com:office:word" xmlns:w="http://schemas.openxmlformats.org/wordprocessingml/2006/main" xmlns:w14="http://schemas.microsoft.com/office/word/2010/wordml" xmlns:w15="http://schemas.microsoft.com/office/word/2012/wordml" xmlns:w16cex="http://schemas.microsoft.com/office/word/2018/wordml/cex" xmlns:w16cid="http://schemas.microsoft.com/office/word/2016/wordml/cid" xmlns:w16="http://schemas.microsoft.com/office/word/2018/wordml" xmlns:w16sdtdh="http://schemas.microsoft.com/office/word/2020/wordml/sdtdatahash" xmlns:w16sdtfl="http://schemas.microsoft.com/office/word/2024/wordml/sdtformatlock" xmlns:w16se="http://schemas.microsoft.com/office/word/2015/wordml/symex" xmlns:w16du="http://schemas.microsoft.com/office/word/2023/wordml/word16du" xmlns:wne="http://schemas.microsoft.com/office/word/2006/wordml" mc:Ignorable="w14 w15 w16se w16cid w16 w16cex w16sdtdh w16sdtfl w16du wp14">
   <w:body>
     <w:p>
       <w:pPr>
@@ -9,324 +9,7 @@
           <w:rFonts w:ascii="Arial" w:hAnsi="Arial" w:cs="Arial"/>
           <w:b/>
           <w:bCs/>
-        </w:rPr>
-      </w:pPr>
-    </w:p>
-    <w:p>
-      <w:pPr>
-        <w:spacing w:before="240" w:line="360" w:lineRule="auto"/>
-        <w:rPr>
-          <w:rFonts w:ascii="Arial" w:hAnsi="Arial" w:cs="Arial"/>
-          <w:b/>
-          <w:bCs/>
-        </w:rPr>
-      </w:pPr>
-    </w:p>
-    <w:p>
-      <w:pPr>
-        <w:spacing w:before="240" w:line="360" w:lineRule="auto"/>
-        <w:rPr>
-          <w:rFonts w:ascii="Arial" w:hAnsi="Arial" w:cs="Arial"/>
-          <w:b/>
-          <w:bCs/>
-        </w:rPr>
-      </w:pPr>
-    </w:p>
-    <w:p>
-      <w:pPr>
-        <w:spacing w:before="240" w:line="360" w:lineRule="auto"/>
-        <w:rPr>
-          <w:rFonts w:ascii="Arial" w:hAnsi="Arial" w:cs="Arial"/>
-          <w:b/>
-          <w:bCs/>
-        </w:rPr>
-      </w:pPr>
-    </w:p>
-    <w:p>
-      <w:pPr>
-        <w:spacing w:before="240" w:line="360" w:lineRule="auto"/>
-        <w:ind w:left="360"/>
-        <w:jc w:val="center"/>
-        <w:rPr>
-          <w:rFonts w:ascii="Arial" w:hAnsi="Arial" w:cs="Arial"/>
-          <w:b/>
-          <w:bCs/>
-        </w:rPr>
-      </w:pPr>
-      <w:r>
-        <w:rPr>
-          <w:rFonts w:ascii="Arial" w:hAnsi="Arial" w:cs="Arial"/>
-          <w:b/>
-          <w:bCs/>
-        </w:rPr>
-        <w:t>S</w:t>
-      </w:r>
-      <w:r>
-        <w:rPr>
-          <w:rFonts w:ascii="Arial" w:hAnsi="Arial" w:cs="Arial"/>
-          <w:b/>
-          <w:bCs/>
-        </w:rPr>
-        <w:t>tudent name and student ID number</w:t>
-      </w:r>
-    </w:p>
-    <w:p>
-      <w:pPr>
-        <w:spacing w:before="240" w:line="360" w:lineRule="auto"/>
-        <w:ind w:left="360"/>
-        <w:jc w:val="center"/>
-        <w:rPr>
-          <w:rFonts w:ascii="Arial" w:hAnsi="Arial" w:cs="Arial"/>
-          <w:b/>
-          <w:bCs/>
-        </w:rPr>
-      </w:pPr>
-      <w:r>
-        <w:rPr>
-          <w:rFonts w:ascii="Arial" w:hAnsi="Arial" w:cs="Arial"/>
-          <w:b/>
-          <w:bCs/>
-        </w:rPr>
-        <w:t>Module name and module code</w:t>
-      </w:r>
-    </w:p>
-    <w:p>
-      <w:pPr>
-        <w:spacing w:before="240" w:line="360" w:lineRule="auto"/>
-        <w:ind w:left="360"/>
-        <w:jc w:val="center"/>
-        <w:rPr>
-          <w:rFonts w:ascii="Arial" w:hAnsi="Arial" w:cs="Arial"/>
-          <w:b/>
-          <w:bCs/>
-        </w:rPr>
-      </w:pPr>
-      <w:r>
-        <w:rPr>
-          <w:rFonts w:ascii="Arial" w:hAnsi="Arial" w:cs="Arial"/>
-          <w:b/>
-          <w:bCs/>
-        </w:rPr>
-        <w:t>Assignment title</w:t>
-      </w:r>
-    </w:p>
-    <w:p>
-      <w:pPr>
-        <w:spacing w:before="240" w:line="360" w:lineRule="auto"/>
-        <w:ind w:left="360"/>
-        <w:jc w:val="center"/>
-        <w:rPr>
-          <w:rFonts w:ascii="Arial" w:hAnsi="Arial" w:cs="Arial"/>
-          <w:b/>
-          <w:bCs/>
-        </w:rPr>
-      </w:pPr>
-      <w:r>
-        <w:rPr>
-          <w:rFonts w:ascii="Arial" w:hAnsi="Arial" w:cs="Arial"/>
-          <w:b/>
-          <w:bCs/>
-        </w:rPr>
-        <w:t>Lecturer/module coordinator name</w:t>
-      </w:r>
-    </w:p>
-    <w:p>
-      <w:pPr>
-        <w:spacing w:before="240" w:line="360" w:lineRule="auto"/>
-        <w:ind w:left="360"/>
-        <w:jc w:val="center"/>
-        <w:rPr>
-          <w:rFonts w:ascii="Arial" w:hAnsi="Arial" w:cs="Arial"/>
-          <w:b/>
-          <w:bCs/>
-        </w:rPr>
-      </w:pPr>
-      <w:r>
-        <w:rPr>
-          <w:rFonts w:ascii="Arial" w:hAnsi="Arial" w:cs="Arial"/>
-          <w:b/>
-          <w:bCs/>
-        </w:rPr>
-        <w:t>Submission date</w:t>
-      </w:r>
-    </w:p>
-    <w:p>
-      <w:pPr>
-        <w:spacing w:before="240" w:line="360" w:lineRule="auto"/>
-        <w:rPr>
-          <w:rFonts w:ascii="Arial" w:hAnsi="Arial" w:cs="Arial"/>
-          <w:b/>
-          <w:bCs/>
-        </w:rPr>
-      </w:pPr>
-    </w:p>
-    <w:p>
-      <w:pPr>
-        <w:spacing w:before="240" w:line="360" w:lineRule="auto"/>
-        <w:rPr>
-          <w:rFonts w:ascii="Arial" w:hAnsi="Arial" w:cs="Arial"/>
-          <w:b/>
-          <w:bCs/>
-        </w:rPr>
-      </w:pPr>
-    </w:p>
-    <w:p>
-      <w:pPr>
-        <w:spacing w:before="240" w:line="360" w:lineRule="auto"/>
-        <w:rPr>
-          <w:rFonts w:ascii="Arial" w:hAnsi="Arial" w:cs="Arial"/>
-          <w:b/>
-          <w:bCs/>
-        </w:rPr>
-      </w:pPr>
-    </w:p>
-    <w:p>
-      <w:pPr>
-        <w:spacing w:before="240" w:line="360" w:lineRule="auto"/>
-        <w:rPr>
-          <w:rFonts w:ascii="Arial" w:hAnsi="Arial" w:cs="Arial"/>
-          <w:b/>
-          <w:bCs/>
-        </w:rPr>
-      </w:pPr>
-    </w:p>
-    <w:p>
-      <w:pPr>
-        <w:spacing w:before="240" w:line="360" w:lineRule="auto"/>
-        <w:rPr>
-          <w:rFonts w:ascii="Arial" w:hAnsi="Arial" w:cs="Arial"/>
-          <w:b/>
-          <w:bCs/>
-        </w:rPr>
-      </w:pPr>
-    </w:p>
-    <w:p>
-      <w:pPr>
-        <w:spacing w:before="240" w:line="360" w:lineRule="auto"/>
-        <w:rPr>
-          <w:rFonts w:ascii="Arial" w:hAnsi="Arial" w:cs="Arial"/>
-          <w:b/>
-          <w:bCs/>
-        </w:rPr>
-      </w:pPr>
-    </w:p>
-    <w:p>
-      <w:pPr>
-        <w:spacing w:before="240" w:line="360" w:lineRule="auto"/>
-        <w:rPr>
-          <w:rFonts w:ascii="Arial" w:hAnsi="Arial" w:cs="Arial"/>
-          <w:b/>
-          <w:bCs/>
-        </w:rPr>
-      </w:pPr>
-    </w:p>
-    <w:p>
-      <w:pPr>
-        <w:spacing w:before="240" w:line="360" w:lineRule="auto"/>
-        <w:rPr>
-          <w:rFonts w:ascii="Arial" w:hAnsi="Arial" w:cs="Arial"/>
-          <w:b/>
-          <w:bCs/>
-        </w:rPr>
-      </w:pPr>
-    </w:p>
-    <w:p>
-      <w:pPr>
-        <w:spacing w:before="240" w:line="360" w:lineRule="auto"/>
-        <w:rPr>
-          <w:rFonts w:ascii="Arial" w:hAnsi="Arial" w:cs="Arial"/>
-          <w:b/>
-          <w:bCs/>
-        </w:rPr>
-      </w:pPr>
-    </w:p>
-    <w:p>
-      <w:pPr>
-        <w:spacing w:before="240" w:line="360" w:lineRule="auto"/>
-        <w:rPr>
-          <w:rFonts w:ascii="Arial" w:hAnsi="Arial" w:cs="Arial"/>
-          <w:b/>
-          <w:bCs/>
-        </w:rPr>
-      </w:pPr>
-    </w:p>
-    <w:p>
-      <w:pPr>
-        <w:spacing w:before="240" w:line="360" w:lineRule="auto"/>
-        <w:rPr>
-          <w:rFonts w:ascii="Arial" w:hAnsi="Arial" w:cs="Arial"/>
-          <w:b/>
-          <w:bCs/>
-        </w:rPr>
-      </w:pPr>
-    </w:p>
-    <w:p>
-      <w:pPr>
-        <w:spacing w:before="240" w:line="360" w:lineRule="auto"/>
-        <w:rPr>
-          <w:rFonts w:ascii="Arial" w:hAnsi="Arial" w:cs="Arial"/>
-          <w:b/>
-          <w:bCs/>
-        </w:rPr>
-      </w:pPr>
-    </w:p>
-    <w:p>
-      <w:pPr>
-        <w:spacing w:before="240" w:line="360" w:lineRule="auto"/>
-        <w:rPr>
-          <w:rFonts w:ascii="Arial" w:hAnsi="Arial" w:cs="Arial"/>
-          <w:b/>
-          <w:bCs/>
-        </w:rPr>
-      </w:pPr>
-    </w:p>
-    <w:p>
-      <w:pPr>
-        <w:spacing w:before="240" w:line="360" w:lineRule="auto"/>
-        <w:rPr>
-          <w:rFonts w:ascii="Arial" w:hAnsi="Arial" w:cs="Arial"/>
-          <w:b/>
-          <w:bCs/>
-        </w:rPr>
-      </w:pPr>
-    </w:p>
-    <w:p>
-      <w:pPr>
-        <w:spacing w:before="240" w:line="360" w:lineRule="auto"/>
-        <w:rPr>
-          <w:rFonts w:ascii="Arial" w:hAnsi="Arial" w:cs="Arial"/>
-          <w:b/>
-          <w:bCs/>
-        </w:rPr>
-      </w:pPr>
-    </w:p>
-    <w:p>
-      <w:pPr>
-        <w:spacing w:before="240" w:line="360" w:lineRule="auto"/>
-        <w:rPr>
-          <w:rFonts w:ascii="Arial" w:hAnsi="Arial" w:cs="Arial"/>
-          <w:b/>
-          <w:bCs/>
-        </w:rPr>
-      </w:pPr>
-    </w:p>
-    <w:p>
-      <w:pPr>
-        <w:spacing w:before="240" w:line="360" w:lineRule="auto"/>
-        <w:rPr>
-          <w:rFonts w:ascii="Arial" w:hAnsi="Arial" w:cs="Arial"/>
-          <w:b/>
-          <w:bCs/>
-        </w:rPr>
-      </w:pPr>
-    </w:p>
-    <w:p>
-      <w:pPr>
-        <w:spacing w:before="240" w:line="360" w:lineRule="auto"/>
-        <w:rPr>
-          <w:rFonts w:ascii="Arial" w:hAnsi="Arial" w:cs="Arial"/>
-          <w:b/>
-          <w:bCs/>
+          <w:lang w:val="en-US"/>
         </w:rPr>
       </w:pPr>
     </w:p>
@@ -477,22 +160,28 @@
           <w:sz w:val="28"/>
           <w:szCs w:val="28"/>
         </w:rPr>
+        <w:t>1. Introduction</w:t>
+      </w:r>
+    </w:p>
+    <w:p>
+      <w:pPr>
+        <w:spacing w:before="240" w:line="360" w:lineRule="auto"/>
+        <w:rPr>
+          <w:rFonts w:ascii="Arial" w:hAnsi="Arial" w:cs="Arial"/>
+        </w:rPr>
+      </w:pPr>
+      <w:r>
+        <w:rPr>
+          <w:rFonts w:ascii="Arial" w:hAnsi="Arial" w:cs="Arial"/>
+        </w:rPr>
+        <w:t xml:space="preserve">E-commerce faces many difficulties related to customer loyalty. This is due to low switching costs and a high level of competition in this area. According to Reichheld (2001), acquiring a new customer costs approximately five times more than keeping the existing one. Most e-commerce companies measure churn once it has already happened and act reactively afterwards. While e-commerce generates a large amount of behavioural and transactional data on a daily basis, the majority of this data is being used for reporting rather than predictive purposes; therefore, there is a gap that can be </w:t>
+      </w:r>
+      <w:r>
+        <w:rPr>
+          <w:rFonts w:ascii="Arial" w:hAnsi="Arial" w:cs="Arial"/>
+        </w:rPr>
         <w:lastRenderedPageBreak/>
-        <w:t>1. Introduction</w:t>
-      </w:r>
-    </w:p>
-    <w:p>
-      <w:pPr>
-        <w:spacing w:before="240" w:line="360" w:lineRule="auto"/>
-        <w:rPr>
-          <w:rFonts w:ascii="Arial" w:hAnsi="Arial" w:cs="Arial"/>
-        </w:rPr>
-      </w:pPr>
-      <w:r>
-        <w:rPr>
-          <w:rFonts w:ascii="Arial" w:hAnsi="Arial" w:cs="Arial"/>
-        </w:rPr>
-        <w:t>E-commerce faces many difficulties related to customer loyalty. This is due to low switching costs and a high level of competition in this area. According to Reichheld (2001), acquiring a new customer costs approximately five times more than keeping the existing one. Most e-commerce companies measure churn once it has already happened and act reactively afterwards. While e-commerce generates a large amount of behavioural and transactional data on a daily basis, the majority of this data is being used for reporting rather than predictive purposes; therefore, there is a gap that can be filled by prediction tools. This project presents the development of a prediction tool that will allow to identify customers who may leave before they actually do. Even a small reduction in churn can be very beneficial in terms of profitability (Reichheld &amp; Sasser, 1990).</w:t>
+        <w:t>filled by prediction tools. This project presents the development of a prediction tool that will allow to identify customers who may leave before they actually do. Even a small reduction in churn can be very beneficial in terms of profitability (Reichheld &amp; Sasser, 1990).</w:t>
       </w:r>
     </w:p>
     <w:p>
@@ -540,91 +229,21 @@
         <w:rPr>
           <w:rFonts w:ascii="Arial" w:hAnsi="Arial" w:cs="Arial"/>
         </w:rPr>
-        <w:t xml:space="preserve">According to </w:t>
-      </w:r>
-      <w:proofErr w:type="spellStart"/>
-      <w:r>
-        <w:rPr>
-          <w:rFonts w:ascii="Arial" w:hAnsi="Arial" w:cs="Arial"/>
-        </w:rPr>
-        <w:t>Matuszelański</w:t>
-      </w:r>
-      <w:proofErr w:type="spellEnd"/>
-      <w:r>
-        <w:rPr>
-          <w:rFonts w:ascii="Arial" w:hAnsi="Arial" w:cs="Arial"/>
-        </w:rPr>
-        <w:t xml:space="preserve"> and </w:t>
-      </w:r>
-      <w:proofErr w:type="spellStart"/>
-      <w:r>
-        <w:rPr>
-          <w:rFonts w:ascii="Arial" w:hAnsi="Arial" w:cs="Arial"/>
-        </w:rPr>
-        <w:t>Kopczewska</w:t>
-      </w:r>
-      <w:proofErr w:type="spellEnd"/>
-      <w:r>
-        <w:rPr>
-          <w:rFonts w:ascii="Arial" w:hAnsi="Arial" w:cs="Arial"/>
-        </w:rPr>
-        <w:t xml:space="preserve"> (2022), the signs of churn can be identified in advance through the analysis of customer data. By observing the reduction in the number of customer visits, smaller size of the shopping cart, or the increase in the time between purchases. </w:t>
-      </w:r>
-    </w:p>
-    <w:p>
-      <w:pPr>
-        <w:spacing w:before="240" w:line="360" w:lineRule="auto"/>
-        <w:rPr>
-          <w:rFonts w:ascii="Arial" w:hAnsi="Arial" w:cs="Arial"/>
-        </w:rPr>
-      </w:pPr>
-      <w:r>
-        <w:rPr>
-          <w:rFonts w:ascii="Arial" w:hAnsi="Arial" w:cs="Arial"/>
-        </w:rPr>
-        <w:t xml:space="preserve">Thanks to predictive </w:t>
-      </w:r>
-      <w:proofErr w:type="spellStart"/>
-      <w:r>
-        <w:rPr>
-          <w:rFonts w:ascii="Arial" w:hAnsi="Arial" w:cs="Arial"/>
-        </w:rPr>
-        <w:t>modeling</w:t>
-      </w:r>
-      <w:proofErr w:type="spellEnd"/>
-      <w:r>
-        <w:rPr>
-          <w:rFonts w:ascii="Arial" w:hAnsi="Arial" w:cs="Arial"/>
-        </w:rPr>
-        <w:t xml:space="preserve"> it is possible to behave on the basis of those signs before churn actually takes place. A model built on the basis of the </w:t>
-      </w:r>
-      <w:proofErr w:type="spellStart"/>
-      <w:r>
-        <w:rPr>
-          <w:rFonts w:ascii="Arial" w:hAnsi="Arial" w:cs="Arial"/>
-        </w:rPr>
-        <w:t>behavioral</w:t>
-      </w:r>
-      <w:proofErr w:type="spellEnd"/>
-      <w:r>
-        <w:rPr>
-          <w:rFonts w:ascii="Arial" w:hAnsi="Arial" w:cs="Arial"/>
-        </w:rPr>
-        <w:t xml:space="preserve"> data of past churned customers would be able to identify current customers with the same </w:t>
-      </w:r>
-      <w:proofErr w:type="spellStart"/>
-      <w:r>
-        <w:rPr>
-          <w:rFonts w:ascii="Arial" w:hAnsi="Arial" w:cs="Arial"/>
-        </w:rPr>
-        <w:t>behavioral</w:t>
-      </w:r>
-      <w:proofErr w:type="spellEnd"/>
-      <w:r>
-        <w:rPr>
-          <w:rFonts w:ascii="Arial" w:hAnsi="Arial" w:cs="Arial"/>
-        </w:rPr>
-        <w:t xml:space="preserve"> patterns as before.</w:t>
+        <w:t xml:space="preserve">According to Matuszelański and Kopczewska (2022), the signs of churn can be identified in advance through the analysis of customer data. By observing the reduction in the number of customer visits, smaller size of the shopping cart, or the increase in the time between purchases. </w:t>
+      </w:r>
+    </w:p>
+    <w:p>
+      <w:pPr>
+        <w:spacing w:before="240" w:line="360" w:lineRule="auto"/>
+        <w:rPr>
+          <w:rFonts w:ascii="Arial" w:hAnsi="Arial" w:cs="Arial"/>
+        </w:rPr>
+      </w:pPr>
+      <w:r>
+        <w:rPr>
+          <w:rFonts w:ascii="Arial" w:hAnsi="Arial" w:cs="Arial"/>
+        </w:rPr>
+        <w:t>Thanks to predictive modeling it is possible to behave on the basis of those signs before churn actually takes place. A model built on the basis of the behavioral data of past churned customers would be able to identify current customers with the same behavioral patterns as before.</w:t>
       </w:r>
     </w:p>
     <w:p>
@@ -660,80 +279,66 @@
           <w:b/>
           <w:bCs/>
         </w:rPr>
+        <w:t>Aim:</w:t>
+      </w:r>
+      <w:r>
+        <w:rPr>
+          <w:rFonts w:ascii="Arial" w:hAnsi="Arial" w:cs="Arial"/>
+        </w:rPr>
+        <w:t xml:space="preserve"> To create and verify a predictive system that can anticipate which customers in e-commerce are likely to leave so that the intervention necessary to keep them is preferred in time.</w:t>
+      </w:r>
+    </w:p>
+    <w:p>
+      <w:pPr>
+        <w:spacing w:before="240" w:line="360" w:lineRule="auto"/>
+        <w:rPr>
+          <w:rFonts w:ascii="Arial" w:hAnsi="Arial" w:cs="Arial"/>
+        </w:rPr>
+      </w:pPr>
+      <w:r>
+        <w:rPr>
+          <w:rFonts w:ascii="Arial" w:hAnsi="Arial" w:cs="Arial"/>
+          <w:b/>
+          <w:bCs/>
+        </w:rPr>
+        <w:t>Hypothesis:</w:t>
+      </w:r>
+      <w:r>
+        <w:rPr>
+          <w:rFonts w:ascii="Arial" w:hAnsi="Arial" w:cs="Arial"/>
+        </w:rPr>
+        <w:t xml:space="preserve"> Accurate predictions of churn based on consumers’ transactions and engagement can lead to cost-effective marketing actions.</w:t>
+      </w:r>
+    </w:p>
+    <w:p>
+      <w:pPr>
+        <w:spacing w:before="240" w:line="360" w:lineRule="auto"/>
+        <w:rPr>
+          <w:rFonts w:ascii="Arial" w:hAnsi="Arial" w:cs="Arial"/>
+        </w:rPr>
+      </w:pPr>
+      <w:r>
+        <w:rPr>
+          <w:rFonts w:ascii="Arial" w:hAnsi="Arial" w:cs="Arial"/>
+          <w:b/>
+          <w:bCs/>
+        </w:rPr>
+        <w:t>Objectives</w:t>
+      </w:r>
+    </w:p>
+    <w:p>
+      <w:pPr>
+        <w:spacing w:before="240" w:line="360" w:lineRule="auto"/>
+        <w:rPr>
+          <w:rFonts w:ascii="Arial" w:hAnsi="Arial" w:cs="Arial"/>
+        </w:rPr>
+      </w:pPr>
+      <w:r>
+        <w:rPr>
+          <w:rFonts w:ascii="Arial" w:hAnsi="Arial" w:cs="Arial"/>
+        </w:rPr>
         <w:lastRenderedPageBreak/>
-        <w:t>Aim:</w:t>
-      </w:r>
-      <w:r>
-        <w:rPr>
-          <w:rFonts w:ascii="Arial" w:hAnsi="Arial" w:cs="Arial"/>
-        </w:rPr>
-        <w:t xml:space="preserve"> To create and verify a predictive system that can anticipate which customers in e-commerce are likely to leave so that the intervention necessary to keep them is preferred in time.</w:t>
-      </w:r>
-    </w:p>
-    <w:p>
-      <w:pPr>
-        <w:spacing w:before="240" w:line="360" w:lineRule="auto"/>
-        <w:rPr>
-          <w:rFonts w:ascii="Arial" w:hAnsi="Arial" w:cs="Arial"/>
-        </w:rPr>
-      </w:pPr>
-      <w:r>
-        <w:rPr>
-          <w:rFonts w:ascii="Arial" w:hAnsi="Arial" w:cs="Arial"/>
-          <w:b/>
-          <w:bCs/>
-        </w:rPr>
-        <w:t>Hypothesis:</w:t>
-      </w:r>
-      <w:r>
-        <w:rPr>
-          <w:rFonts w:ascii="Arial" w:hAnsi="Arial" w:cs="Arial"/>
-        </w:rPr>
-        <w:t xml:space="preserve"> Accurate predictions of churn based on consumers’ transactions and engagement can lead to cost-effective marketing actions.</w:t>
-      </w:r>
-    </w:p>
-    <w:p>
-      <w:pPr>
-        <w:spacing w:before="240" w:line="360" w:lineRule="auto"/>
-        <w:rPr>
-          <w:rFonts w:ascii="Arial" w:hAnsi="Arial" w:cs="Arial"/>
-        </w:rPr>
-      </w:pPr>
-      <w:r>
-        <w:rPr>
-          <w:rFonts w:ascii="Arial" w:hAnsi="Arial" w:cs="Arial"/>
-          <w:b/>
-          <w:bCs/>
-        </w:rPr>
-        <w:t>Objectives</w:t>
-      </w:r>
-    </w:p>
-    <w:p>
-      <w:pPr>
-        <w:spacing w:before="240" w:line="360" w:lineRule="auto"/>
-        <w:rPr>
-          <w:rFonts w:ascii="Arial" w:hAnsi="Arial" w:cs="Arial"/>
-        </w:rPr>
-      </w:pPr>
-      <w:r>
-        <w:rPr>
-          <w:rFonts w:ascii="Arial" w:hAnsi="Arial" w:cs="Arial"/>
-        </w:rPr>
-        <w:t xml:space="preserve">1. To </w:t>
-      </w:r>
-      <w:proofErr w:type="spellStart"/>
-      <w:r>
-        <w:rPr>
-          <w:rFonts w:ascii="Arial" w:hAnsi="Arial" w:cs="Arial"/>
-        </w:rPr>
-        <w:t>analyze</w:t>
-      </w:r>
-      <w:proofErr w:type="spellEnd"/>
-      <w:r>
-        <w:rPr>
-          <w:rFonts w:ascii="Arial" w:hAnsi="Arial" w:cs="Arial"/>
-        </w:rPr>
-        <w:t xml:space="preserve"> previous studies that focused on the prediction of customer churn and its retention analytics.</w:t>
+        <w:t>1. To analyze previous studies that focused on the prediction of customer churn and its retention analytics.</w:t>
       </w:r>
     </w:p>
     <w:p>
@@ -851,92 +456,28 @@
           <w:sz w:val="28"/>
           <w:szCs w:val="28"/>
         </w:rPr>
+        <w:t>5. Methodology</w:t>
+      </w:r>
+    </w:p>
+    <w:p>
+      <w:pPr>
+        <w:spacing w:before="240" w:line="360" w:lineRule="auto"/>
+        <w:rPr>
+          <w:rFonts w:ascii="Arial" w:hAnsi="Arial" w:cs="Arial"/>
+        </w:rPr>
+      </w:pPr>
+      <w:r>
+        <w:rPr>
+          <w:rFonts w:ascii="Arial" w:hAnsi="Arial" w:cs="Arial"/>
+        </w:rPr>
+        <w:t xml:space="preserve">The project will utilize the CRISP-DM methodology (Chapman et al., 2000), which consists of the following steps: understanding the business, understanding the data, preparing the data, modeling, evaluation, and deployment (the latter refers to using a dashboard rather than a live system). Modeling will begin with logistic regression as a transparent baseline and continue with Random Forest and XGBoost, as various ensemble methods have been shown to be more effective than simpler classifiers in </w:t>
+      </w:r>
+      <w:r>
+        <w:rPr>
+          <w:rFonts w:ascii="Arial" w:hAnsi="Arial" w:cs="Arial"/>
+        </w:rPr>
         <w:lastRenderedPageBreak/>
-        <w:t>5. Methodology</w:t>
-      </w:r>
-    </w:p>
-    <w:p>
-      <w:pPr>
-        <w:spacing w:before="240" w:line="360" w:lineRule="auto"/>
-        <w:rPr>
-          <w:rFonts w:ascii="Arial" w:hAnsi="Arial" w:cs="Arial"/>
-        </w:rPr>
-      </w:pPr>
-      <w:r>
-        <w:rPr>
-          <w:rFonts w:ascii="Arial" w:hAnsi="Arial" w:cs="Arial"/>
-        </w:rPr>
-        <w:t xml:space="preserve">The project will utilize the CRISP-DM methodology (Chapman et al., 2000), which consists of the following steps: understanding the business, understanding the data, preparing the data, </w:t>
-      </w:r>
-      <w:proofErr w:type="spellStart"/>
-      <w:r>
-        <w:rPr>
-          <w:rFonts w:ascii="Arial" w:hAnsi="Arial" w:cs="Arial"/>
-        </w:rPr>
-        <w:t>modeling</w:t>
-      </w:r>
-      <w:proofErr w:type="spellEnd"/>
-      <w:r>
-        <w:rPr>
-          <w:rFonts w:ascii="Arial" w:hAnsi="Arial" w:cs="Arial"/>
-        </w:rPr>
-        <w:t xml:space="preserve">, evaluation, and deployment (the latter refers to using a dashboard rather than a live system). </w:t>
-      </w:r>
-      <w:proofErr w:type="spellStart"/>
-      <w:r>
-        <w:rPr>
-          <w:rFonts w:ascii="Arial" w:hAnsi="Arial" w:cs="Arial"/>
-        </w:rPr>
-        <w:t>Modeling</w:t>
-      </w:r>
-      <w:proofErr w:type="spellEnd"/>
-      <w:r>
-        <w:rPr>
-          <w:rFonts w:ascii="Arial" w:hAnsi="Arial" w:cs="Arial"/>
-        </w:rPr>
-        <w:t xml:space="preserve"> will begin with logistic regression as a transparent baseline and continue with Random Forest and </w:t>
-      </w:r>
-      <w:proofErr w:type="spellStart"/>
-      <w:r>
-        <w:rPr>
-          <w:rFonts w:ascii="Arial" w:hAnsi="Arial" w:cs="Arial"/>
-        </w:rPr>
-        <w:t>XGBoost</w:t>
-      </w:r>
-      <w:proofErr w:type="spellEnd"/>
-      <w:r>
-        <w:rPr>
-          <w:rFonts w:ascii="Arial" w:hAnsi="Arial" w:cs="Arial"/>
-        </w:rPr>
-        <w:t xml:space="preserve">, as various ensemble methods have been shown to be more effective than simpler classifiers in predicting customer churn (Lemmens and </w:t>
-      </w:r>
-      <w:proofErr w:type="spellStart"/>
-      <w:r>
-        <w:rPr>
-          <w:rFonts w:ascii="Arial" w:hAnsi="Arial" w:cs="Arial"/>
-        </w:rPr>
-        <w:t>Croux</w:t>
-      </w:r>
-      <w:proofErr w:type="spellEnd"/>
-      <w:r>
-        <w:rPr>
-          <w:rFonts w:ascii="Arial" w:hAnsi="Arial" w:cs="Arial"/>
-        </w:rPr>
-        <w:t xml:space="preserve">, 2006). The performance of the created models will be evaluated according to different measures such as accuracy, precision, recall, F1-score, and AUC-ROC instead of using only one measure. Python (Pandas, Scikit-learn) will be utilized for data processing and </w:t>
-      </w:r>
-      <w:proofErr w:type="spellStart"/>
-      <w:r>
-        <w:rPr>
-          <w:rFonts w:ascii="Arial" w:hAnsi="Arial" w:cs="Arial"/>
-        </w:rPr>
-        <w:t>modeling</w:t>
-      </w:r>
-      <w:proofErr w:type="spellEnd"/>
-      <w:r>
-        <w:rPr>
-          <w:rFonts w:ascii="Arial" w:hAnsi="Arial" w:cs="Arial"/>
-        </w:rPr>
-        <w:t xml:space="preserve"> since it is a freely available language with great flexibility and reproducibility; however, Power BI will be chosen as a proprietary tool for dashboarding because of its user-friendliness for non-technical stakeholders.  Version control will be managed through GitHub.</w:t>
+        <w:t>predicting customer churn (Lemmens and Croux, 2006). The performance of the created models will be evaluated according to different measures such as accuracy, precision, recall, F1-score, and AUC-ROC instead of using only one measure. Python (Pandas, Scikit-learn) will be utilized for data processing and modeling since it is a freely available language with great flexibility and reproducibility; however, Power BI will be chosen as a proprietary tool for dashboarding because of its user-friendliness for non-technical stakeholders.  Version control will be managed through GitHub.</w:t>
       </w:r>
     </w:p>
     <w:p>
@@ -1078,8 +619,7 @@
           <w:i/>
           <w:iCs/>
         </w:rPr>
-        <w:lastRenderedPageBreak/>
-        <w:t xml:space="preserve">Figure 1: </w:t>
+        <w:t xml:space="preserve">Figure 1: Architecture </w:t>
       </w:r>
       <w:r>
         <w:rPr>
@@ -1089,16 +629,6 @@
           <w:i/>
           <w:iCs/>
         </w:rPr>
-        <w:t xml:space="preserve">Architecture </w:t>
-      </w:r>
-      <w:r>
-        <w:rPr>
-          <w:rFonts w:ascii="Arial" w:hAnsi="Arial" w:cs="Arial"/>
-          <w:b/>
-          <w:bCs/>
-          <w:i/>
-          <w:iCs/>
-        </w:rPr>
         <w:t>Plan</w:t>
       </w:r>
     </w:p>
@@ -1112,7 +642,9 @@
       <w:r>
         <w:rPr>
           <w:rFonts w:ascii="Arial" w:hAnsi="Arial" w:cs="Arial"/>
-        </w:rPr>
+          <w:noProof/>
+        </w:rPr>
+        <w:lastRenderedPageBreak/>
         <w:drawing>
           <wp:anchor distT="0" distB="0" distL="114300" distR="114300" simplePos="0" relativeHeight="251658240" behindDoc="0" locked="0" layoutInCell="1" allowOverlap="1" wp14:anchorId="2B192ED4" wp14:editId="05C5E9D7">
             <wp:simplePos x="914400" y="914400"/>
@@ -1188,21 +720,7 @@
         <w:rPr>
           <w:rFonts w:ascii="Arial" w:hAnsi="Arial" w:cs="Arial"/>
         </w:rPr>
-        <w:t xml:space="preserve">The architecture has four components – Data Source, Storage, Processing, Modelling, and Presentation. The data for Online Retail II is stored in MySQL/CSV format, while it is pre-processed in Python to cleanse and apply the RFM technique. Several models are created and validated in the system. </w:t>
-      </w:r>
-      <w:proofErr w:type="spellStart"/>
-      <w:r>
-        <w:rPr>
-          <w:rFonts w:ascii="Arial" w:hAnsi="Arial" w:cs="Arial"/>
-        </w:rPr>
-        <w:t>SHAP</w:t>
-      </w:r>
-      <w:proofErr w:type="spellEnd"/>
-      <w:r>
-        <w:rPr>
-          <w:rFonts w:ascii="Arial" w:hAnsi="Arial" w:cs="Arial"/>
-        </w:rPr>
-        <w:t xml:space="preserve"> explanation method is applied to look for key indicators of churn. Data generated by the models is sent to a Power BI dashboard for the business stakeholders to assess retention strategies. The newly created process allows maintaining a feedback loop that checks if retention strategies worked correctly and brings data back to the workflow for periodic retraining of the model.</w:t>
+        <w:t>The architecture has four components – Data Source, Storage, Processing, Modelling, and Presentation. The data for Online Retail II is stored in MySQL/CSV format, while it is pre-processed in Python to cleanse and apply the RFM technique. Several models are created and validated in the system. SHAP explanation method is applied to look for key indicators of churn. Data generated by the models is sent to a Power BI dashboard for the business stakeholders to assess retention strategies. The newly created process allows maintaining a feedback loop that checks if retention strategies worked correctly and brings data back to the workflow for periodic retraining of the model.</w:t>
       </w:r>
     </w:p>
     <w:p>
@@ -1232,14 +750,14 @@
         <w:rPr>
           <w:rFonts w:ascii="Arial" w:hAnsi="Arial" w:cs="Arial"/>
         </w:rPr>
-        <w:t xml:space="preserve">The main data used in this research is the Online Retail II dataset obtained from the UCI Machine Learning Repository. This dataset includes about a million records of transactions conducted by an online retailer in the UK from the period of 2009 to 2011. This dataset is available for academic purposes and does not contain any identifiable </w:t>
+        <w:t xml:space="preserve">The main data used in this research is the Online Retail II dataset obtained from the UCI Machine Learning Repository. This dataset includes about a million records of transactions conducted by an online retailer in the UK from the period of 2009 to 2011. This dataset is available for academic purposes and does not contain any identifiable information. In addition to this, a churn dataset from Kaggle will be evaluated in </w:t>
       </w:r>
       <w:r>
         <w:rPr>
           <w:rFonts w:ascii="Arial" w:hAnsi="Arial" w:cs="Arial"/>
         </w:rPr>
         <w:lastRenderedPageBreak/>
-        <w:t>information. In addition to this, a churn dataset from Kaggle will be evaluated in exploratory analysis and used only when it brings information related to behavioural features (complaint history, frequency of visits, etc.) which are absent from the primary dataset.</w:t>
+        <w:t>exploratory analysis and used only when it brings information related to behavioural features (complaint history, frequency of visits, etc.) which are absent from the primary dataset.</w:t>
       </w:r>
     </w:p>
     <w:p>
@@ -1401,10 +919,17 @@
                 <w:sz w:val="22"/>
                 <w:szCs w:val="22"/>
               </w:rPr>
-              <w:t xml:space="preserve">Sem 1 </w:t>
+              <w:t>Sem 1 Wks 1–4</w:t>
             </w:r>
-            <w:proofErr w:type="spellStart"/>
-            <w:r>
+          </w:p>
+        </w:tc>
+        <w:tc>
+          <w:tcPr>
+            <w:tcW w:w="0" w:type="auto"/>
+          </w:tcPr>
+          <w:p>
+            <w:pPr>
+              <w:spacing w:line="360" w:lineRule="auto"/>
               <w:rPr>
                 <w:rFonts w:ascii="Arial" w:hAnsi="Arial" w:cs="Arial"/>
                 <w:b/>
@@ -1412,9 +937,7 @@
                 <w:sz w:val="22"/>
                 <w:szCs w:val="22"/>
               </w:rPr>
-              <w:t>Wks</w:t>
-            </w:r>
-            <w:proofErr w:type="spellEnd"/>
+            </w:pPr>
             <w:r>
               <w:rPr>
                 <w:rFonts w:ascii="Arial" w:hAnsi="Arial" w:cs="Arial"/>
@@ -1423,7 +946,7 @@
                 <w:sz w:val="22"/>
                 <w:szCs w:val="22"/>
               </w:rPr>
-              <w:t xml:space="preserve"> 1–4</w:t>
+              <w:t>Sem 1 Wks 5–8</w:t>
             </w:r>
           </w:p>
         </w:tc>
@@ -1450,10 +973,17 @@
                 <w:sz w:val="22"/>
                 <w:szCs w:val="22"/>
               </w:rPr>
-              <w:t xml:space="preserve">Sem 1 </w:t>
+              <w:t>Sem 1 Wks 9–12</w:t>
             </w:r>
-            <w:proofErr w:type="spellStart"/>
-            <w:r>
+          </w:p>
+        </w:tc>
+        <w:tc>
+          <w:tcPr>
+            <w:tcW w:w="0" w:type="auto"/>
+          </w:tcPr>
+          <w:p>
+            <w:pPr>
+              <w:spacing w:line="360" w:lineRule="auto"/>
               <w:rPr>
                 <w:rFonts w:ascii="Arial" w:hAnsi="Arial" w:cs="Arial"/>
                 <w:b/>
@@ -1461,9 +991,7 @@
                 <w:sz w:val="22"/>
                 <w:szCs w:val="22"/>
               </w:rPr>
-              <w:t>Wks</w:t>
-            </w:r>
-            <w:proofErr w:type="spellEnd"/>
+            </w:pPr>
             <w:r>
               <w:rPr>
                 <w:rFonts w:ascii="Arial" w:hAnsi="Arial" w:cs="Arial"/>
@@ -1472,7 +1000,7 @@
                 <w:sz w:val="22"/>
                 <w:szCs w:val="22"/>
               </w:rPr>
-              <w:t xml:space="preserve"> 5–8</w:t>
+              <w:t>Sem 2 Wks 1–4</w:t>
             </w:r>
           </w:p>
         </w:tc>
@@ -1499,10 +1027,17 @@
                 <w:sz w:val="22"/>
                 <w:szCs w:val="22"/>
               </w:rPr>
-              <w:t xml:space="preserve">Sem 1 </w:t>
+              <w:t>Sem 2 Wks 5–8</w:t>
             </w:r>
-            <w:proofErr w:type="spellStart"/>
-            <w:r>
+          </w:p>
+        </w:tc>
+        <w:tc>
+          <w:tcPr>
+            <w:tcW w:w="0" w:type="auto"/>
+          </w:tcPr>
+          <w:p>
+            <w:pPr>
+              <w:spacing w:line="360" w:lineRule="auto"/>
               <w:rPr>
                 <w:rFonts w:ascii="Arial" w:hAnsi="Arial" w:cs="Arial"/>
                 <w:b/>
@@ -1510,9 +1045,7 @@
                 <w:sz w:val="22"/>
                 <w:szCs w:val="22"/>
               </w:rPr>
-              <w:t>Wks</w:t>
-            </w:r>
-            <w:proofErr w:type="spellEnd"/>
+            </w:pPr>
             <w:r>
               <w:rPr>
                 <w:rFonts w:ascii="Arial" w:hAnsi="Arial" w:cs="Arial"/>
@@ -1521,7 +1054,7 @@
                 <w:sz w:val="22"/>
                 <w:szCs w:val="22"/>
               </w:rPr>
-              <w:t xml:space="preserve"> 9–12</w:t>
+              <w:t>Sem 2 Wks 9–11</w:t>
             </w:r>
           </w:p>
         </w:tc>
@@ -1548,165 +1081,7 @@
                 <w:sz w:val="22"/>
                 <w:szCs w:val="22"/>
               </w:rPr>
-              <w:t xml:space="preserve">Sem 2 </w:t>
-            </w:r>
-            <w:proofErr w:type="spellStart"/>
-            <w:r>
-              <w:rPr>
-                <w:rFonts w:ascii="Arial" w:hAnsi="Arial" w:cs="Arial"/>
-                <w:b/>
-                <w:bCs/>
-                <w:sz w:val="22"/>
-                <w:szCs w:val="22"/>
-              </w:rPr>
-              <w:t>Wks</w:t>
-            </w:r>
-            <w:proofErr w:type="spellEnd"/>
-            <w:r>
-              <w:rPr>
-                <w:rFonts w:ascii="Arial" w:hAnsi="Arial" w:cs="Arial"/>
-                <w:b/>
-                <w:bCs/>
-                <w:sz w:val="22"/>
-                <w:szCs w:val="22"/>
-              </w:rPr>
-              <w:t xml:space="preserve"> 1–4</w:t>
-            </w:r>
-          </w:p>
-        </w:tc>
-        <w:tc>
-          <w:tcPr>
-            <w:tcW w:w="0" w:type="auto"/>
-          </w:tcPr>
-          <w:p>
-            <w:pPr>
-              <w:spacing w:line="360" w:lineRule="auto"/>
-              <w:rPr>
-                <w:rFonts w:ascii="Arial" w:hAnsi="Arial" w:cs="Arial"/>
-                <w:b/>
-                <w:bCs/>
-                <w:sz w:val="22"/>
-                <w:szCs w:val="22"/>
-              </w:rPr>
-            </w:pPr>
-            <w:r>
-              <w:rPr>
-                <w:rFonts w:ascii="Arial" w:hAnsi="Arial" w:cs="Arial"/>
-                <w:b/>
-                <w:bCs/>
-                <w:sz w:val="22"/>
-                <w:szCs w:val="22"/>
-              </w:rPr>
-              <w:t xml:space="preserve">Sem 2 </w:t>
-            </w:r>
-            <w:proofErr w:type="spellStart"/>
-            <w:r>
-              <w:rPr>
-                <w:rFonts w:ascii="Arial" w:hAnsi="Arial" w:cs="Arial"/>
-                <w:b/>
-                <w:bCs/>
-                <w:sz w:val="22"/>
-                <w:szCs w:val="22"/>
-              </w:rPr>
-              <w:t>Wks</w:t>
-            </w:r>
-            <w:proofErr w:type="spellEnd"/>
-            <w:r>
-              <w:rPr>
-                <w:rFonts w:ascii="Arial" w:hAnsi="Arial" w:cs="Arial"/>
-                <w:b/>
-                <w:bCs/>
-                <w:sz w:val="22"/>
-                <w:szCs w:val="22"/>
-              </w:rPr>
-              <w:t xml:space="preserve"> 5–8</w:t>
-            </w:r>
-          </w:p>
-        </w:tc>
-        <w:tc>
-          <w:tcPr>
-            <w:tcW w:w="0" w:type="auto"/>
-          </w:tcPr>
-          <w:p>
-            <w:pPr>
-              <w:spacing w:line="360" w:lineRule="auto"/>
-              <w:rPr>
-                <w:rFonts w:ascii="Arial" w:hAnsi="Arial" w:cs="Arial"/>
-                <w:b/>
-                <w:bCs/>
-                <w:sz w:val="22"/>
-                <w:szCs w:val="22"/>
-              </w:rPr>
-            </w:pPr>
-            <w:r>
-              <w:rPr>
-                <w:rFonts w:ascii="Arial" w:hAnsi="Arial" w:cs="Arial"/>
-                <w:b/>
-                <w:bCs/>
-                <w:sz w:val="22"/>
-                <w:szCs w:val="22"/>
-              </w:rPr>
-              <w:t xml:space="preserve">Sem 2 </w:t>
-            </w:r>
-            <w:proofErr w:type="spellStart"/>
-            <w:r>
-              <w:rPr>
-                <w:rFonts w:ascii="Arial" w:hAnsi="Arial" w:cs="Arial"/>
-                <w:b/>
-                <w:bCs/>
-                <w:sz w:val="22"/>
-                <w:szCs w:val="22"/>
-              </w:rPr>
-              <w:t>Wks</w:t>
-            </w:r>
-            <w:proofErr w:type="spellEnd"/>
-            <w:r>
-              <w:rPr>
-                <w:rFonts w:ascii="Arial" w:hAnsi="Arial" w:cs="Arial"/>
-                <w:b/>
-                <w:bCs/>
-                <w:sz w:val="22"/>
-                <w:szCs w:val="22"/>
-              </w:rPr>
-              <w:t xml:space="preserve"> 9–11</w:t>
-            </w:r>
-          </w:p>
-        </w:tc>
-        <w:tc>
-          <w:tcPr>
-            <w:tcW w:w="0" w:type="auto"/>
-          </w:tcPr>
-          <w:p>
-            <w:pPr>
-              <w:spacing w:line="360" w:lineRule="auto"/>
-              <w:rPr>
-                <w:rFonts w:ascii="Arial" w:hAnsi="Arial" w:cs="Arial"/>
-                <w:b/>
-                <w:bCs/>
-                <w:sz w:val="22"/>
-                <w:szCs w:val="22"/>
-              </w:rPr>
-            </w:pPr>
-            <w:r>
-              <w:rPr>
-                <w:rFonts w:ascii="Arial" w:hAnsi="Arial" w:cs="Arial"/>
-                <w:b/>
-                <w:bCs/>
-                <w:sz w:val="22"/>
-                <w:szCs w:val="22"/>
-              </w:rPr>
-              <w:t xml:space="preserve">Sem 2 </w:t>
-            </w:r>
-            <w:proofErr w:type="spellStart"/>
-            <w:r>
-              <w:rPr>
-                <w:rFonts w:ascii="Arial" w:hAnsi="Arial" w:cs="Arial"/>
-                <w:b/>
-                <w:bCs/>
-                <w:sz w:val="22"/>
-                <w:szCs w:val="22"/>
-              </w:rPr>
-              <w:t>W</w:t>
+              <w:t>Sem 2 W</w:t>
             </w:r>
             <w:r>
               <w:rPr>
@@ -1726,18 +1101,7 @@
                 <w:sz w:val="22"/>
                 <w:szCs w:val="22"/>
               </w:rPr>
-              <w:t>s</w:t>
-            </w:r>
-            <w:proofErr w:type="spellEnd"/>
-            <w:r>
-              <w:rPr>
-                <w:rFonts w:ascii="Arial" w:hAnsi="Arial" w:cs="Arial"/>
-                <w:b/>
-                <w:bCs/>
-                <w:sz w:val="22"/>
-                <w:szCs w:val="22"/>
-              </w:rPr>
-              <w:t xml:space="preserve"> 12–14</w:t>
+              <w:t>s 12–14</w:t>
             </w:r>
           </w:p>
         </w:tc>
@@ -2561,7 +1925,6 @@
                 <w:sz w:val="22"/>
                 <w:szCs w:val="22"/>
               </w:rPr>
-              <w:lastRenderedPageBreak/>
               <w:t>Final evaluation &amp; write-up</w:t>
             </w:r>
           </w:p>
@@ -2690,6 +2053,7 @@
           <w:b/>
           <w:bCs/>
         </w:rPr>
+        <w:lastRenderedPageBreak/>
         <w:t xml:space="preserve">9. Ethical and Legal </w:t>
       </w:r>
       <w:r>
@@ -2818,22 +2182,22 @@
           <w:b/>
           <w:bCs/>
         </w:rPr>
+        <w:t>References</w:t>
+      </w:r>
+    </w:p>
+    <w:p>
+      <w:pPr>
+        <w:spacing w:before="240" w:line="360" w:lineRule="auto"/>
+        <w:ind w:left="720" w:hanging="720"/>
+        <w:rPr>
+          <w:rFonts w:ascii="Arial" w:hAnsi="Arial" w:cs="Arial"/>
+        </w:rPr>
+      </w:pPr>
+      <w:r>
+        <w:rPr>
+          <w:rFonts w:ascii="Arial" w:hAnsi="Arial" w:cs="Arial"/>
+        </w:rPr>
         <w:lastRenderedPageBreak/>
-        <w:t>References</w:t>
-      </w:r>
-    </w:p>
-    <w:p>
-      <w:pPr>
-        <w:spacing w:before="240" w:line="360" w:lineRule="auto"/>
-        <w:ind w:left="720" w:hanging="720"/>
-        <w:rPr>
-          <w:rFonts w:ascii="Arial" w:hAnsi="Arial" w:cs="Arial"/>
-        </w:rPr>
-      </w:pPr>
-      <w:r>
-        <w:rPr>
-          <w:rFonts w:ascii="Arial" w:hAnsi="Arial" w:cs="Arial"/>
-        </w:rPr>
         <w:t xml:space="preserve">Chapman, P. et al. (2000) </w:t>
       </w:r>
       <w:r>
@@ -2892,21 +2256,7 @@
         <w:rPr>
           <w:rFonts w:ascii="Arial" w:hAnsi="Arial" w:cs="Arial"/>
         </w:rPr>
-        <w:t xml:space="preserve">Lemmens, A. and </w:t>
-      </w:r>
-      <w:proofErr w:type="spellStart"/>
-      <w:r>
-        <w:rPr>
-          <w:rFonts w:ascii="Arial" w:hAnsi="Arial" w:cs="Arial"/>
-        </w:rPr>
-        <w:t>Croux</w:t>
-      </w:r>
-      <w:proofErr w:type="spellEnd"/>
-      <w:r>
-        <w:rPr>
-          <w:rFonts w:ascii="Arial" w:hAnsi="Arial" w:cs="Arial"/>
-        </w:rPr>
-        <w:t xml:space="preserve">, C. (2006) 'Bagging and boosting classification trees to predict churn', </w:t>
+        <w:t xml:space="preserve">Lemmens, A. and Croux, C. (2006) 'Bagging and boosting classification trees to predict churn', </w:t>
       </w:r>
       <w:r>
         <w:rPr>
@@ -2935,21 +2285,7 @@
         <w:rPr>
           <w:rFonts w:ascii="Arial" w:hAnsi="Arial" w:cs="Arial"/>
         </w:rPr>
-        <w:t xml:space="preserve">Matuszelański, K. and </w:t>
-      </w:r>
-      <w:proofErr w:type="spellStart"/>
-      <w:r>
-        <w:rPr>
-          <w:rFonts w:ascii="Arial" w:hAnsi="Arial" w:cs="Arial"/>
-        </w:rPr>
-        <w:t>Kopczewska</w:t>
-      </w:r>
-      <w:proofErr w:type="spellEnd"/>
-      <w:r>
-        <w:rPr>
-          <w:rFonts w:ascii="Arial" w:hAnsi="Arial" w:cs="Arial"/>
-        </w:rPr>
-        <w:t xml:space="preserve">, K. (2022) 'Customer churn in retail e-commerce business: Spatial and machine learning approach', </w:t>
+        <w:t xml:space="preserve">Matuszelański, K. and Kopczewska, K. (2022) 'Customer churn in retail e-commerce business: Spatial and machine learning approach', </w:t>
       </w:r>
       <w:r>
         <w:rPr>
@@ -3088,21 +2424,21 @@
           <w:b/>
           <w:bCs/>
         </w:rPr>
+        <w:t>AI Use Declaration</w:t>
+      </w:r>
+    </w:p>
+    <w:p>
+      <w:pPr>
+        <w:spacing w:before="240" w:line="360" w:lineRule="auto"/>
+        <w:rPr>
+          <w:rFonts w:ascii="Arial" w:hAnsi="Arial" w:cs="Arial"/>
+        </w:rPr>
+      </w:pPr>
+      <w:r>
+        <w:rPr>
+          <w:rFonts w:ascii="Arial" w:hAnsi="Arial" w:cs="Arial"/>
+        </w:rPr>
         <w:lastRenderedPageBreak/>
-        <w:t>AI Use Declaration</w:t>
-      </w:r>
-    </w:p>
-    <w:p>
-      <w:pPr>
-        <w:spacing w:before="240" w:line="360" w:lineRule="auto"/>
-        <w:rPr>
-          <w:rFonts w:ascii="Arial" w:hAnsi="Arial" w:cs="Arial"/>
-        </w:rPr>
-      </w:pPr>
-      <w:r>
-        <w:rPr>
-          <w:rFonts w:ascii="Arial" w:hAnsi="Arial" w:cs="Arial"/>
-        </w:rPr>
         <w:t>AI technologies were employed for structuring and writing (delegation) within the context of specifications provided in the assessment (description). The outputs produced by AI techniques were evaluated against the course's learning goals and improved accordingly. I prepared the final document and its final recommendations independently and bear entire responsibility for the correctness of the presented information (discernment).</w:t>
       </w:r>
     </w:p>
@@ -3126,7 +2462,7 @@
 </file>
 
 <file path=word/endnotes.xml><?xml version="1.0" encoding="utf-8"?>
-<w:endnotes xmlns:wpc="http://schemas.microsoft.com/office/word/2010/wordprocessingCanvas" xmlns:cx="http://schemas.microsoft.com/office/drawing/2014/chartex" xmlns:cx1="http://schemas.microsoft.com/office/drawing/2015/9/8/chartex" xmlns:cx2="http://schemas.microsoft.com/office/drawing/2015/10/21/chartex" xmlns:cx3="http://schemas.microsoft.com/office/drawing/2016/5/9/chartex" xmlns:cx4="http://schemas.microsoft.com/office/drawing/2016/5/10/chartex" xmlns:cx5="http://schemas.microsoft.com/office/drawing/2016/5/11/chartex" xmlns:cx6="http://schemas.microsoft.com/office/drawing/2016/5/12/chartex" xmlns:cx7="http://schemas.microsoft.com/office/drawing/2016/5/13/chartex" xmlns:cx8="http://schemas.microsoft.com/office/drawing/2016/5/14/chartex" xmlns:mc="http://schemas.openxmlformats.org/markup-compatibility/2006" xmlns:aink="http://schemas.microsoft.com/office/drawing/2016/ink" xmlns:am3d="http://schemas.microsoft.com/office/drawing/2017/model3d" xmlns:o="urn:schemas-microsoft-com:office:office" xmlns:oel="http://schemas.microsoft.com/office/2019/extlst" xmlns:r="http://schemas.openxmlformats.org/officeDocument/2006/relationships" xmlns:m="http://schemas.openxmlformats.org/officeDocument/2006/math" xmlns:v="urn:schemas-microsoft-com:vml" xmlns:wp14="http://schemas.microsoft.com/office/word/2010/wordprocessingDrawing" xmlns:wp="http://schemas.openxmlformats.org/drawingml/2006/wordprocessingDrawing" xmlns:w10="urn:schemas-microsoft-com:office:word" xmlns:w="http://schemas.openxmlformats.org/wordprocessingml/2006/main" xmlns:w14="http://schemas.microsoft.com/office/word/2010/wordml" xmlns:w15="http://schemas.microsoft.com/office/word/2012/wordml" xmlns:w16cex="http://schemas.microsoft.com/office/word/2018/wordml/cex" xmlns:w16cid="http://schemas.microsoft.com/office/word/2016/wordml/cid" xmlns:w16="http://schemas.microsoft.com/office/word/2018/wordml" xmlns:w16du="http://schemas.microsoft.com/office/word/2023/wordml/word16du" xmlns:w16sdtdh="http://schemas.microsoft.com/office/word/2020/wordml/sdtdatahash" xmlns:w16sdtfl="http://schemas.microsoft.com/office/word/2024/wordml/sdtformatlock" xmlns:w16se="http://schemas.microsoft.com/office/word/2015/wordml/symex" xmlns:wpg="http://schemas.microsoft.com/office/word/2010/wordprocessingGroup" xmlns:wpi="http://schemas.microsoft.com/office/word/2010/wordprocessingInk" xmlns:wne="http://schemas.microsoft.com/office/word/2006/wordml" xmlns:wps="http://schemas.microsoft.com/office/word/2010/wordprocessingShape" mc:Ignorable="w14 w15 w16se w16cid w16 w16cex w16sdtdh w16sdtfl w16du wp14">
+<w:endnotes xmlns:wpc="http://schemas.microsoft.com/office/word/2010/wordprocessingCanvas" xmlns:cx="http://schemas.microsoft.com/office/drawing/2014/chartex" xmlns:cx1="http://schemas.microsoft.com/office/drawing/2015/9/8/chartex" xmlns:cx2="http://schemas.microsoft.com/office/drawing/2015/10/21/chartex" xmlns:cx3="http://schemas.microsoft.com/office/drawing/2016/5/9/chartex" xmlns:cx4="http://schemas.microsoft.com/office/drawing/2016/5/10/chartex" xmlns:cx5="http://schemas.microsoft.com/office/drawing/2016/5/11/chartex" xmlns:cx6="http://schemas.microsoft.com/office/drawing/2016/5/12/chartex" xmlns:cx7="http://schemas.microsoft.com/office/drawing/2016/5/13/chartex" xmlns:cx8="http://schemas.microsoft.com/office/drawing/2016/5/14/chartex" xmlns:mc="http://schemas.openxmlformats.org/markup-compatibility/2006" xmlns:m="http://schemas.openxmlformats.org/officeDocument/2006/math" xmlns:aink="http://schemas.microsoft.com/office/drawing/2016/ink" xmlns:am3d="http://schemas.microsoft.com/office/drawing/2017/model3d" xmlns:oel="http://schemas.microsoft.com/office/2019/extlst" xmlns:r="http://schemas.openxmlformats.org/officeDocument/2006/relationships" xmlns:wp14="http://schemas.microsoft.com/office/word/2010/wordprocessingDrawing" xmlns:wp="http://schemas.openxmlformats.org/drawingml/2006/wordprocessingDrawing" xmlns:wpg="http://schemas.microsoft.com/office/word/2010/wordprocessingGroup" xmlns:wpi="http://schemas.microsoft.com/office/word/2010/wordprocessingInk" xmlns:wps="http://schemas.microsoft.com/office/word/2010/wordprocessingShape" xmlns:o="urn:schemas-microsoft-com:office:office" xmlns:v="urn:schemas-microsoft-com:vml" xmlns:w10="urn:schemas-microsoft-com:office:word" xmlns:w="http://schemas.openxmlformats.org/wordprocessingml/2006/main" xmlns:w14="http://schemas.microsoft.com/office/word/2010/wordml" xmlns:w15="http://schemas.microsoft.com/office/word/2012/wordml" xmlns:w16cex="http://schemas.microsoft.com/office/word/2018/wordml/cex" xmlns:w16cid="http://schemas.microsoft.com/office/word/2016/wordml/cid" xmlns:w16="http://schemas.microsoft.com/office/word/2018/wordml" xmlns:w16sdtdh="http://schemas.microsoft.com/office/word/2020/wordml/sdtdatahash" xmlns:w16sdtfl="http://schemas.microsoft.com/office/word/2024/wordml/sdtformatlock" xmlns:w16se="http://schemas.microsoft.com/office/word/2015/wordml/symex" xmlns:w16du="http://schemas.microsoft.com/office/word/2023/wordml/word16du" xmlns:wne="http://schemas.microsoft.com/office/word/2006/wordml" mc:Ignorable="w14 w15 w16se w16cid w16 w16cex w16sdtdh w16sdtfl w16du wp14">
   <w:endnote w:type="separator" w:id="-1">
     <w:p>
       <w:pPr>
@@ -3151,7 +2487,7 @@
 </file>
 
 <file path=word/footer1.xml><?xml version="1.0" encoding="utf-8"?>
-<w:ftr xmlns:wpc="http://schemas.microsoft.com/office/word/2010/wordprocessingCanvas" xmlns:cx="http://schemas.microsoft.com/office/drawing/2014/chartex" xmlns:cx1="http://schemas.microsoft.com/office/drawing/2015/9/8/chartex" xmlns:cx2="http://schemas.microsoft.com/office/drawing/2015/10/21/chartex" xmlns:cx3="http://schemas.microsoft.com/office/drawing/2016/5/9/chartex" xmlns:cx4="http://schemas.microsoft.com/office/drawing/2016/5/10/chartex" xmlns:cx5="http://schemas.microsoft.com/office/drawing/2016/5/11/chartex" xmlns:cx6="http://schemas.microsoft.com/office/drawing/2016/5/12/chartex" xmlns:cx7="http://schemas.microsoft.com/office/drawing/2016/5/13/chartex" xmlns:cx8="http://schemas.microsoft.com/office/drawing/2016/5/14/chartex" xmlns:mc="http://schemas.openxmlformats.org/markup-compatibility/2006" xmlns:aink="http://schemas.microsoft.com/office/drawing/2016/ink" xmlns:am3d="http://schemas.microsoft.com/office/drawing/2017/model3d" xmlns:o="urn:schemas-microsoft-com:office:office" xmlns:oel="http://schemas.microsoft.com/office/2019/extlst" xmlns:r="http://schemas.openxmlformats.org/officeDocument/2006/relationships" xmlns:m="http://schemas.openxmlformats.org/officeDocument/2006/math" xmlns:v="urn:schemas-microsoft-com:vml" xmlns:wp14="http://schemas.microsoft.com/office/word/2010/wordprocessingDrawing" xmlns:wp="http://schemas.openxmlformats.org/drawingml/2006/wordprocessingDrawing" xmlns:w10="urn:schemas-microsoft-com:office:word" xmlns:w="http://schemas.openxmlformats.org/wordprocessingml/2006/main" xmlns:w14="http://schemas.microsoft.com/office/word/2010/wordml" xmlns:w15="http://schemas.microsoft.com/office/word/2012/wordml" xmlns:w16cex="http://schemas.microsoft.com/office/word/2018/wordml/cex" xmlns:w16cid="http://schemas.microsoft.com/office/word/2016/wordml/cid" xmlns:w16="http://schemas.microsoft.com/office/word/2018/wordml" xmlns:w16du="http://schemas.microsoft.com/office/word/2023/wordml/word16du" xmlns:w16sdtdh="http://schemas.microsoft.com/office/word/2020/wordml/sdtdatahash" xmlns:w16sdtfl="http://schemas.microsoft.com/office/word/2024/wordml/sdtformatlock" xmlns:w16se="http://schemas.microsoft.com/office/word/2015/wordml/symex" xmlns:wpg="http://schemas.microsoft.com/office/word/2010/wordprocessingGroup" xmlns:wpi="http://schemas.microsoft.com/office/word/2010/wordprocessingInk" xmlns:wne="http://schemas.microsoft.com/office/word/2006/wordml" xmlns:wps="http://schemas.microsoft.com/office/word/2010/wordprocessingShape" mc:Ignorable="w14 w15 w16se w16cid w16 w16cex w16sdtdh w16sdtfl w16du wp14">
+<w:ftr xmlns:wpc="http://schemas.microsoft.com/office/word/2010/wordprocessingCanvas" xmlns:cx="http://schemas.microsoft.com/office/drawing/2014/chartex" xmlns:cx1="http://schemas.microsoft.com/office/drawing/2015/9/8/chartex" xmlns:cx2="http://schemas.microsoft.com/office/drawing/2015/10/21/chartex" xmlns:cx3="http://schemas.microsoft.com/office/drawing/2016/5/9/chartex" xmlns:cx4="http://schemas.microsoft.com/office/drawing/2016/5/10/chartex" xmlns:cx5="http://schemas.microsoft.com/office/drawing/2016/5/11/chartex" xmlns:cx6="http://schemas.microsoft.com/office/drawing/2016/5/12/chartex" xmlns:cx7="http://schemas.microsoft.com/office/drawing/2016/5/13/chartex" xmlns:cx8="http://schemas.microsoft.com/office/drawing/2016/5/14/chartex" xmlns:mc="http://schemas.openxmlformats.org/markup-compatibility/2006" xmlns:m="http://schemas.openxmlformats.org/officeDocument/2006/math" xmlns:aink="http://schemas.microsoft.com/office/drawing/2016/ink" xmlns:am3d="http://schemas.microsoft.com/office/drawing/2017/model3d" xmlns:oel="http://schemas.microsoft.com/office/2019/extlst" xmlns:r="http://schemas.openxmlformats.org/officeDocument/2006/relationships" xmlns:wp14="http://schemas.microsoft.com/office/word/2010/wordprocessingDrawing" xmlns:wp="http://schemas.openxmlformats.org/drawingml/2006/wordprocessingDrawing" xmlns:wpg="http://schemas.microsoft.com/office/word/2010/wordprocessingGroup" xmlns:wpi="http://schemas.microsoft.com/office/word/2010/wordprocessingInk" xmlns:wps="http://schemas.microsoft.com/office/word/2010/wordprocessingShape" xmlns:o="urn:schemas-microsoft-com:office:office" xmlns:v="urn:schemas-microsoft-com:vml" xmlns:w10="urn:schemas-microsoft-com:office:word" xmlns:w="http://schemas.openxmlformats.org/wordprocessingml/2006/main" xmlns:w14="http://schemas.microsoft.com/office/word/2010/wordml" xmlns:w15="http://schemas.microsoft.com/office/word/2012/wordml" xmlns:w16cex="http://schemas.microsoft.com/office/word/2018/wordml/cex" xmlns:w16cid="http://schemas.microsoft.com/office/word/2016/wordml/cid" xmlns:w16="http://schemas.microsoft.com/office/word/2018/wordml" xmlns:w16sdtdh="http://schemas.microsoft.com/office/word/2020/wordml/sdtdatahash" xmlns:w16sdtfl="http://schemas.microsoft.com/office/word/2024/wordml/sdtformatlock" xmlns:w16se="http://schemas.microsoft.com/office/word/2015/wordml/symex" xmlns:w16du="http://schemas.microsoft.com/office/word/2023/wordml/word16du" xmlns:wne="http://schemas.microsoft.com/office/word/2006/wordml" mc:Ignorable="w14 w15 w16se w16cid w16 w16cex w16sdtdh w16sdtfl w16du wp14">
   <w:sdt>
     <w:sdtPr>
       <w:id w:val="639394047"/>
@@ -3204,7 +2540,7 @@
 </file>
 
 <file path=word/footnotes.xml><?xml version="1.0" encoding="utf-8"?>
-<w:footnotes xmlns:wpc="http://schemas.microsoft.com/office/word/2010/wordprocessingCanvas" xmlns:cx="http://schemas.microsoft.com/office/drawing/2014/chartex" xmlns:cx1="http://schemas.microsoft.com/office/drawing/2015/9/8/chartex" xmlns:cx2="http://schemas.microsoft.com/office/drawing/2015/10/21/chartex" xmlns:cx3="http://schemas.microsoft.com/office/drawing/2016/5/9/chartex" xmlns:cx4="http://schemas.microsoft.com/office/drawing/2016/5/10/chartex" xmlns:cx5="http://schemas.microsoft.com/office/drawing/2016/5/11/chartex" xmlns:cx6="http://schemas.microsoft.com/office/drawing/2016/5/12/chartex" xmlns:cx7="http://schemas.microsoft.com/office/drawing/2016/5/13/chartex" xmlns:cx8="http://schemas.microsoft.com/office/drawing/2016/5/14/chartex" xmlns:mc="http://schemas.openxmlformats.org/markup-compatibility/2006" xmlns:aink="http://schemas.microsoft.com/office/drawing/2016/ink" xmlns:am3d="http://schemas.microsoft.com/office/drawing/2017/model3d" xmlns:o="urn:schemas-microsoft-com:office:office" xmlns:oel="http://schemas.microsoft.com/office/2019/extlst" xmlns:r="http://schemas.openxmlformats.org/officeDocument/2006/relationships" xmlns:m="http://schemas.openxmlformats.org/officeDocument/2006/math" xmlns:v="urn:schemas-microsoft-com:vml" xmlns:wp14="http://schemas.microsoft.com/office/word/2010/wordprocessingDrawing" xmlns:wp="http://schemas.openxmlformats.org/drawingml/2006/wordprocessingDrawing" xmlns:w10="urn:schemas-microsoft-com:office:word" xmlns:w="http://schemas.openxmlformats.org/wordprocessingml/2006/main" xmlns:w14="http://schemas.microsoft.com/office/word/2010/wordml" xmlns:w15="http://schemas.microsoft.com/office/word/2012/wordml" xmlns:w16cex="http://schemas.microsoft.com/office/word/2018/wordml/cex" xmlns:w16cid="http://schemas.microsoft.com/office/word/2016/wordml/cid" xmlns:w16="http://schemas.microsoft.com/office/word/2018/wordml" xmlns:w16du="http://schemas.microsoft.com/office/word/2023/wordml/word16du" xmlns:w16sdtdh="http://schemas.microsoft.com/office/word/2020/wordml/sdtdatahash" xmlns:w16sdtfl="http://schemas.microsoft.com/office/word/2024/wordml/sdtformatlock" xmlns:w16se="http://schemas.microsoft.com/office/word/2015/wordml/symex" xmlns:wpg="http://schemas.microsoft.com/office/word/2010/wordprocessingGroup" xmlns:wpi="http://schemas.microsoft.com/office/word/2010/wordprocessingInk" xmlns:wne="http://schemas.microsoft.com/office/word/2006/wordml" xmlns:wps="http://schemas.microsoft.com/office/word/2010/wordprocessingShape" mc:Ignorable="w14 w15 w16se w16cid w16 w16cex w16sdtdh w16sdtfl w16du wp14">
+<w:footnotes xmlns:wpc="http://schemas.microsoft.com/office/word/2010/wordprocessingCanvas" xmlns:cx="http://schemas.microsoft.com/office/drawing/2014/chartex" xmlns:cx1="http://schemas.microsoft.com/office/drawing/2015/9/8/chartex" xmlns:cx2="http://schemas.microsoft.com/office/drawing/2015/10/21/chartex" xmlns:cx3="http://schemas.microsoft.com/office/drawing/2016/5/9/chartex" xmlns:cx4="http://schemas.microsoft.com/office/drawing/2016/5/10/chartex" xmlns:cx5="http://schemas.microsoft.com/office/drawing/2016/5/11/chartex" xmlns:cx6="http://schemas.microsoft.com/office/drawing/2016/5/12/chartex" xmlns:cx7="http://schemas.microsoft.com/office/drawing/2016/5/13/chartex" xmlns:cx8="http://schemas.microsoft.com/office/drawing/2016/5/14/chartex" xmlns:mc="http://schemas.openxmlformats.org/markup-compatibility/2006" xmlns:m="http://schemas.openxmlformats.org/officeDocument/2006/math" xmlns:aink="http://schemas.microsoft.com/office/drawing/2016/ink" xmlns:am3d="http://schemas.microsoft.com/office/drawing/2017/model3d" xmlns:oel="http://schemas.microsoft.com/office/2019/extlst" xmlns:r="http://schemas.openxmlformats.org/officeDocument/2006/relationships" xmlns:wp14="http://schemas.microsoft.com/office/word/2010/wordprocessingDrawing" xmlns:wp="http://schemas.openxmlformats.org/drawingml/2006/wordprocessingDrawing" xmlns:wpg="http://schemas.microsoft.com/office/word/2010/wordprocessingGroup" xmlns:wpi="http://schemas.microsoft.com/office/word/2010/wordprocessingInk" xmlns:wps="http://schemas.microsoft.com/office/word/2010/wordprocessingShape" xmlns:o="urn:schemas-microsoft-com:office:office" xmlns:v="urn:schemas-microsoft-com:vml" xmlns:w10="urn:schemas-microsoft-com:office:word" xmlns:w="http://schemas.openxmlformats.org/wordprocessingml/2006/main" xmlns:w14="http://schemas.microsoft.com/office/word/2010/wordml" xmlns:w15="http://schemas.microsoft.com/office/word/2012/wordml" xmlns:w16cex="http://schemas.microsoft.com/office/word/2018/wordml/cex" xmlns:w16cid="http://schemas.microsoft.com/office/word/2016/wordml/cid" xmlns:w16="http://schemas.microsoft.com/office/word/2018/wordml" xmlns:w16sdtdh="http://schemas.microsoft.com/office/word/2020/wordml/sdtdatahash" xmlns:w16sdtfl="http://schemas.microsoft.com/office/word/2024/wordml/sdtformatlock" xmlns:w16se="http://schemas.microsoft.com/office/word/2015/wordml/symex" xmlns:w16du="http://schemas.microsoft.com/office/word/2023/wordml/word16du" xmlns:wne="http://schemas.microsoft.com/office/word/2006/wordml" mc:Ignorable="w14 w15 w16se w16cid w16 w16cex w16sdtdh w16sdtfl w16du wp14">
   <w:footnote w:type="separator" w:id="-1">
     <w:p>
       <w:pPr>
@@ -3229,7 +2565,7 @@
 </file>
 
 <file path=word/numbering.xml><?xml version="1.0" encoding="utf-8"?>
-<w:numbering xmlns:wpc="http://schemas.microsoft.com/office/word/2010/wordprocessingCanvas" xmlns:cx="http://schemas.microsoft.com/office/drawing/2014/chartex" xmlns:cx1="http://schemas.microsoft.com/office/drawing/2015/9/8/chartex" xmlns:cx2="http://schemas.microsoft.com/office/drawing/2015/10/21/chartex" xmlns:cx3="http://schemas.microsoft.com/office/drawing/2016/5/9/chartex" xmlns:cx4="http://schemas.microsoft.com/office/drawing/2016/5/10/chartex" xmlns:cx5="http://schemas.microsoft.com/office/drawing/2016/5/11/chartex" xmlns:cx6="http://schemas.microsoft.com/office/drawing/2016/5/12/chartex" xmlns:cx7="http://schemas.microsoft.com/office/drawing/2016/5/13/chartex" xmlns:cx8="http://schemas.microsoft.com/office/drawing/2016/5/14/chartex" xmlns:mc="http://schemas.openxmlformats.org/markup-compatibility/2006" xmlns:aink="http://schemas.microsoft.com/office/drawing/2016/ink" xmlns:am3d="http://schemas.microsoft.com/office/drawing/2017/model3d" xmlns:o="urn:schemas-microsoft-com:office:office" xmlns:oel="http://schemas.microsoft.com/office/2019/extlst" xmlns:r="http://schemas.openxmlformats.org/officeDocument/2006/relationships" xmlns:m="http://schemas.openxmlformats.org/officeDocument/2006/math" xmlns:v="urn:schemas-microsoft-com:vml" xmlns:wp14="http://schemas.microsoft.com/office/word/2010/wordprocessingDrawing" xmlns:wp="http://schemas.openxmlformats.org/drawingml/2006/wordprocessingDrawing" xmlns:w10="urn:schemas-microsoft-com:office:word" xmlns:w="http://schemas.openxmlformats.org/wordprocessingml/2006/main" xmlns:w14="http://schemas.microsoft.com/office/word/2010/wordml" xmlns:w15="http://schemas.microsoft.com/office/word/2012/wordml" xmlns:w16cex="http://schemas.microsoft.com/office/word/2018/wordml/cex" xmlns:w16cid="http://schemas.microsoft.com/office/word/2016/wordml/cid" xmlns:w16="http://schemas.microsoft.com/office/word/2018/wordml" xmlns:w16du="http://schemas.microsoft.com/office/word/2023/wordml/word16du" xmlns:w16sdtdh="http://schemas.microsoft.com/office/word/2020/wordml/sdtdatahash" xmlns:w16sdtfl="http://schemas.microsoft.com/office/word/2024/wordml/sdtformatlock" xmlns:w16se="http://schemas.microsoft.com/office/word/2015/wordml/symex" xmlns:wpg="http://schemas.microsoft.com/office/word/2010/wordprocessingGroup" xmlns:wpi="http://schemas.microsoft.com/office/word/2010/wordprocessingInk" xmlns:wne="http://schemas.microsoft.com/office/word/2006/wordml" xmlns:wps="http://schemas.microsoft.com/office/word/2010/wordprocessingShape" mc:Ignorable="w14 w15 w16se w16cid w16 w16cex w16sdtdh w16sdtfl w16du wp14">
+<w:numbering xmlns:wpc="http://schemas.microsoft.com/office/word/2010/wordprocessingCanvas" xmlns:cx="http://schemas.microsoft.com/office/drawing/2014/chartex" xmlns:cx1="http://schemas.microsoft.com/office/drawing/2015/9/8/chartex" xmlns:cx2="http://schemas.microsoft.com/office/drawing/2015/10/21/chartex" xmlns:cx3="http://schemas.microsoft.com/office/drawing/2016/5/9/chartex" xmlns:cx4="http://schemas.microsoft.com/office/drawing/2016/5/10/chartex" xmlns:cx5="http://schemas.microsoft.com/office/drawing/2016/5/11/chartex" xmlns:cx6="http://schemas.microsoft.com/office/drawing/2016/5/12/chartex" xmlns:cx7="http://schemas.microsoft.com/office/drawing/2016/5/13/chartex" xmlns:cx8="http://schemas.microsoft.com/office/drawing/2016/5/14/chartex" xmlns:mc="http://schemas.openxmlformats.org/markup-compatibility/2006" xmlns:m="http://schemas.openxmlformats.org/officeDocument/2006/math" xmlns:aink="http://schemas.microsoft.com/office/drawing/2016/ink" xmlns:am3d="http://schemas.microsoft.com/office/drawing/2017/model3d" xmlns:oel="http://schemas.microsoft.com/office/2019/extlst" xmlns:r="http://schemas.openxmlformats.org/officeDocument/2006/relationships" xmlns:wp14="http://schemas.microsoft.com/office/word/2010/wordprocessingDrawing" xmlns:wp="http://schemas.openxmlformats.org/drawingml/2006/wordprocessingDrawing" xmlns:wpg="http://schemas.microsoft.com/office/word/2010/wordprocessingGroup" xmlns:wpi="http://schemas.microsoft.com/office/word/2010/wordprocessingInk" xmlns:wps="http://schemas.microsoft.com/office/word/2010/wordprocessingShape" xmlns:o="urn:schemas-microsoft-com:office:office" xmlns:v="urn:schemas-microsoft-com:vml" xmlns:w10="urn:schemas-microsoft-com:office:word" xmlns:w="http://schemas.openxmlformats.org/wordprocessingml/2006/main" xmlns:w14="http://schemas.microsoft.com/office/word/2010/wordml" xmlns:w15="http://schemas.microsoft.com/office/word/2012/wordml" xmlns:w16cex="http://schemas.microsoft.com/office/word/2018/wordml/cex" xmlns:w16cid="http://schemas.microsoft.com/office/word/2016/wordml/cid" xmlns:w16="http://schemas.microsoft.com/office/word/2018/wordml" xmlns:w16sdtdh="http://schemas.microsoft.com/office/word/2020/wordml/sdtdatahash" xmlns:w16sdtfl="http://schemas.microsoft.com/office/word/2024/wordml/sdtformatlock" xmlns:w16se="http://schemas.microsoft.com/office/word/2015/wordml/symex" xmlns:w16du="http://schemas.microsoft.com/office/word/2023/wordml/word16du" xmlns:wne="http://schemas.microsoft.com/office/word/2006/wordml" mc:Ignorable="w14 w15 w16se w16cid w16 w16cex w16sdtdh w16sdtfl w16du wp14">
   <w:abstractNum w:abstractNumId="0" w15:restartNumberingAfterBreak="0">
     <w:nsid w:val="119824C2"/>
     <w:multiLevelType w:val="hybridMultilevel"/>
@@ -4045,7 +3381,7 @@
 </file>
 
 <file path=word/styles.xml><?xml version="1.0" encoding="utf-8"?>
-<w:styles xmlns:mc="http://schemas.openxmlformats.org/markup-compatibility/2006" xmlns:r="http://schemas.openxmlformats.org/officeDocument/2006/relationships" xmlns:w="http://schemas.openxmlformats.org/wordprocessingml/2006/main" xmlns:w14="http://schemas.microsoft.com/office/word/2010/wordml" xmlns:w15="http://schemas.microsoft.com/office/word/2012/wordml" xmlns:w16cex="http://schemas.microsoft.com/office/word/2018/wordml/cex" xmlns:w16cid="http://schemas.microsoft.com/office/word/2016/wordml/cid" xmlns:w16="http://schemas.microsoft.com/office/word/2018/wordml" xmlns:w16du="http://schemas.microsoft.com/office/word/2023/wordml/word16du" xmlns:w16sdtdh="http://schemas.microsoft.com/office/word/2020/wordml/sdtdatahash" xmlns:w16sdtfl="http://schemas.microsoft.com/office/word/2024/wordml/sdtformatlock" xmlns:w16se="http://schemas.microsoft.com/office/word/2015/wordml/symex" mc:Ignorable="w14 w15 w16se w16cid w16 w16cex w16sdtdh w16sdtfl w16du">
+<w:styles xmlns:mc="http://schemas.openxmlformats.org/markup-compatibility/2006" xmlns:r="http://schemas.openxmlformats.org/officeDocument/2006/relationships" xmlns:w="http://schemas.openxmlformats.org/wordprocessingml/2006/main" xmlns:w14="http://schemas.microsoft.com/office/word/2010/wordml" xmlns:w15="http://schemas.microsoft.com/office/word/2012/wordml" xmlns:w16cex="http://schemas.microsoft.com/office/word/2018/wordml/cex" xmlns:w16cid="http://schemas.microsoft.com/office/word/2016/wordml/cid" xmlns:w16="http://schemas.microsoft.com/office/word/2018/wordml" xmlns:w16sdtdh="http://schemas.microsoft.com/office/word/2020/wordml/sdtdatahash" xmlns:w16sdtfl="http://schemas.microsoft.com/office/word/2024/wordml/sdtformatlock" xmlns:w16se="http://schemas.microsoft.com/office/word/2015/wordml/symex" xmlns:w16du="http://schemas.microsoft.com/office/word/2023/wordml/word16du" mc:Ignorable="w14 w15 w16se w16cid w16 w16cex w16sdtdh w16sdtfl w16du">
   <w:docDefaults>
     <w:rPrDefault>
       <w:rPr>
@@ -4053,7 +3389,7 @@
         <w:kern w:val="2"/>
         <w:sz w:val="24"/>
         <w:szCs w:val="24"/>
-        <w:lang w:val="en-KE" w:eastAsia="en-US" w:bidi="ar-SA"/>
+        <w:lang w:eastAsia="en-US" w:bidi="ar-SA"/>
         <w14:ligatures w14:val="standardContextual"/>
       </w:rPr>
     </w:rPrDefault>
@@ -4647,6 +3983,7 @@
   <w:style w:type="character" w:default="1" w:styleId="DefaultParagraphFont">
     <w:name w:val="Default Paragraph Font"/>
     <w:uiPriority w:val="1"/>
+    <w:semiHidden/>
     <w:unhideWhenUsed/>
   </w:style>
   <w:style w:type="table" w:default="1" w:styleId="TableNormal">
